--- a/tests/resources/sample_invoice.docx
+++ b/tests/resources/sample_invoice.docx
@@ -1,34 +1,71 @@
 
 <file path=word/document.xml><?xml version="1.0" encoding="utf-8"?>
-<w:document xmlns:wpc="http://schemas.microsoft.com/office/word/2010/wordprocessingCanvas" xmlns:cx="http://schemas.microsoft.com/office/drawing/2014/chartex" xmlns:cx1="http://schemas.microsoft.com/office/drawing/2015/9/8/chartex" xmlns:cx2="http://schemas.microsoft.com/office/drawing/2015/10/21/chartex" xmlns:cx3="http://schemas.microsoft.com/office/drawing/2016/5/9/chartex" xmlns:cx4="http://schemas.microsoft.com/office/drawing/2016/5/10/chartex" xmlns:cx5="http://schemas.microsoft.com/office/drawing/2016/5/11/chartex" xmlns:cx6="http://schemas.microsoft.com/office/drawing/2016/5/12/chartex" xmlns:cx7="http://schemas.microsoft.com/office/drawing/2016/5/13/chartex" xmlns:cx8="http://schemas.microsoft.com/office/drawing/2016/5/14/chartex" xmlns:mc="http://schemas.openxmlformats.org/markup-compatibility/2006" xmlns:m="http://schemas.openxmlformats.org/officeDocument/2006/math" xmlns:aink="http://schemas.microsoft.com/office/drawing/2016/ink" xmlns:am3d="http://schemas.microsoft.com/office/drawing/2017/model3d" xmlns:oel="http://schemas.microsoft.com/office/2019/extlst" xmlns:r="http://schemas.openxmlformats.org/officeDocument/2006/relationships" xmlns:wp14="http://schemas.microsoft.com/office/word/2010/wordprocessingDrawing" xmlns:wp="http://schemas.openxmlformats.org/drawingml/2006/wordprocessingDrawing" xmlns:wpg="http://schemas.microsoft.com/office/word/2010/wordprocessingGroup" xmlns:wpi="http://schemas.microsoft.com/office/word/2010/wordprocessingInk" xmlns:wps="http://schemas.microsoft.com/office/word/2010/wordprocessingShape" xmlns:o="urn:schemas-microsoft-com:office:office" xmlns:v="urn:schemas-microsoft-com:vml" xmlns:w10="urn:schemas-microsoft-com:office:word" xmlns:w="http://schemas.openxmlformats.org/wordprocessingml/2006/main" xmlns:w14="http://schemas.microsoft.com/office/word/2010/wordml" xmlns:w15="http://schemas.microsoft.com/office/word/2012/wordml" xmlns:w16cei="http://schemas.microsoft.com/office/word/2026/wordml/cei" xmlns:w16cex="http://schemas.microsoft.com/office/word/2018/wordml/cex" xmlns:w16cid="http://schemas.microsoft.com/office/word/2016/wordml/cid" xmlns:w16="http://schemas.microsoft.com/office/word/2018/wordml" xmlns:w16sdtdh="http://schemas.microsoft.com/office/word/2020/wordml/sdtdatahash" xmlns:w16sdtfl="http://schemas.microsoft.com/office/word/2024/wordml/sdtformatlock" xmlns:w16se="http://schemas.microsoft.com/office/word/2015/wordml/symex" xmlns:w16du="http://schemas.microsoft.com/office/word/2023/wordml/word16du" xmlns:wne="http://schemas.microsoft.com/office/word/2006/wordml" mc:Ignorable="w14 w15 w16se w16cid w16 w16cex w16sdtdh w16sdtfl w16du wp14">
+<w:document xmlns:wpc="http://schemas.microsoft.com/office/word/2010/wordprocessingCanvas" xmlns:mc="http://schemas.openxmlformats.org/markup-compatibility/2006" xmlns:o="urn:schemas-microsoft-com:office:office" xmlns:r="http://schemas.openxmlformats.org/officeDocument/2006/relationships" xmlns:m="http://schemas.openxmlformats.org/officeDocument/2006/math" xmlns:v="urn:schemas-microsoft-com:vml" xmlns:wp14="http://schemas.microsoft.com/office/word/2010/wordprocessingDrawing" xmlns:wp="http://schemas.openxmlformats.org/drawingml/2006/wordprocessingDrawing" xmlns:w10="urn:schemas-microsoft-com:office:word" xmlns:w="http://schemas.openxmlformats.org/wordprocessingml/2006/main" xmlns:w14="http://schemas.microsoft.com/office/word/2010/wordml" xmlns:w15="http://schemas.microsoft.com/office/word/2012/wordml" xmlns:w16se="http://schemas.microsoft.com/office/word/2015/wordml/symex" xmlns:w16cid="http://schemas.microsoft.com/office/word/2016/wordml/cid" xmlns:w16="http://schemas.microsoft.com/office/word/2018/wordml" xmlns:w16cex="http://schemas.microsoft.com/office/word/2018/wordml/cex" xmlns:w16sdtdh="http://schemas.microsoft.com/office/word/2020/wordml/sdtdatahash" xmlns:wne="http://schemas.microsoft.com/office/word/2006/wordml" xmlns:wpg="http://schemas.microsoft.com/office/word/2010/wordprocessingGroup" xmlns:wps="http://schemas.microsoft.com/office/word/2010/wordprocessingShape" mc:Ignorable="w14 w15 w16se w16cid w16 w16cex w16sdtdh wp14">
   <w:body>
     <w:p>
+      <w:pPr>
+        <w:spacing w:after="160" w:line="278" w:lineRule="auto"/>
+      </w:pPr>
       <w:r>
+        <w:rPr>
+          <w:rFonts w:ascii="Aptos" w:hAnsi="Aptos" w:eastAsia="Aptos" w:cs="Aptos" w:asciiTheme="minorHAnsi" w:hAnsiTheme="minorHAnsi" w:eastAsiaTheme="minorHAnsi" w:csTheme="minorBidi"/>
+          <w:kern w:val="2"/>
+          <w:sz w:val="24"/>
+          <w:szCs w:val="24"/>
+        </w:rPr>
         <w:t>Invoice Test Template</w:t>
       </w:r>
     </w:p>
-    <w:p/>
     <w:p>
+      <w:pPr>
+        <w:spacing w:after="160" w:line="278" w:lineRule="auto"/>
+      </w:pPr>
+    </w:p>
+    <w:p>
+      <w:pPr>
+        <w:spacing w:after="160" w:line="278" w:lineRule="auto"/>
+      </w:pPr>
       <w:r>
+        <w:rPr>
+          <w:rFonts w:ascii="Aptos" w:hAnsi="Aptos" w:eastAsia="Aptos" w:cs="Aptos" w:asciiTheme="minorHAnsi" w:hAnsiTheme="minorHAnsi" w:eastAsiaTheme="minorHAnsi" w:csTheme="minorBidi"/>
+          <w:kern w:val="2"/>
+          <w:sz w:val="24"/>
+          <w:szCs w:val="24"/>
+        </w:rPr>
         <w:t>Client Name: {{CLIENT_NAME}}</w:t>
       </w:r>
     </w:p>
-    <w:p/>
     <w:p>
+      <w:pPr>
+        <w:spacing w:after="160" w:line="278" w:lineRule="auto"/>
+      </w:pPr>
       <w:r>
+        <w:rPr>
+          <w:rFonts w:ascii="Aptos" w:hAnsi="Aptos" w:eastAsia="Aptos" w:cs="Aptos" w:asciiTheme="minorHAnsi" w:hAnsiTheme="minorHAnsi" w:eastAsiaTheme="minorHAnsi" w:csTheme="minorBidi"/>
+          <w:kern w:val="2"/>
+          <w:sz w:val="24"/>
+          <w:szCs w:val="24"/>
+        </w:rPr>
         <w:t>Invoice Number: {{INVOICE_NUMBER}}</w:t>
       </w:r>
     </w:p>
-    <w:p/>
     <w:p>
+      <w:pPr>
+        <w:spacing w:after="160" w:line="278" w:lineRule="auto"/>
+      </w:pPr>
       <w:r>
+        <w:rPr>
+          <w:rFonts w:ascii="Aptos" w:hAnsi="Aptos" w:eastAsia="Aptos" w:cs="Aptos" w:asciiTheme="minorHAnsi" w:hAnsiTheme="minorHAnsi" w:eastAsiaTheme="minorHAnsi" w:csTheme="minorBidi"/>
+          <w:kern w:val="2"/>
+          <w:sz w:val="24"/>
+          <w:szCs w:val="24"/>
+        </w:rPr>
         <w:t>Date: {{DATE}}</w:t>
       </w:r>
     </w:p>
     <w:sectPr>
       <w:pgSz w:w="11906" w:h="16838"/>
       <w:pgMar w:top="1440" w:right="1440" w:bottom="1440" w:left="1440" w:header="708" w:footer="708" w:gutter="0"/>
-      <w:cols w:space="708"/>
       <w:docGrid w:linePitch="360"/>
     </w:sectPr>
   </w:body>
